--- a/storage/templates/normalized-docx/BM-209/BM-209_normalized.docx
+++ b/storage/templates/normalized-docx/BM-209/BM-209_normalized.docx
@@ -1286,7 +1286,7 @@
         <w:rPr>
           <w:rFonts w:cs="Times New Roman" w:ascii="Times New Roman" w:hAnsi="Times New Roman"/>
         </w:rPr>
-        <w:t>{{recipients.field}}</w:t>
+        <w:t>{{recipients.personLine2}}</w:t>
       </w:r>
     </w:p>
     <w:p>
@@ -1300,7 +1300,7 @@
         <w:rPr>
           <w:rFonts w:cs="Times New Roman" w:ascii="Times New Roman" w:hAnsi="Times New Roman"/>
         </w:rPr>
-        <w:t>{{recipients.field}}</w:t>
+        <w:t>{{recipients.personLine3}}</w:t>
       </w:r>
     </w:p>
     <w:p>
@@ -1316,9 +1316,9 @@
         <w:rPr>
           <w:rFonts w:cs="Times New Roman" w:ascii="Times New Roman" w:hAnsi="Times New Roman"/>
         </w:rPr>
-        <w:t>{{recipients.field}}</w:t>
+        <w:t>{{recipients.personLine4}}</w:t>
         <w:tab/>
-        <w:t>{{recipients.field}}</w:t>
+        <w:t>{{recipients.personLine5}}</w:t>
       </w:r>
     </w:p>
     <w:p>
@@ -1332,7 +1332,7 @@
         <w:rPr>
           <w:rFonts w:cs="Times New Roman" w:ascii="Times New Roman" w:hAnsi="Times New Roman"/>
         </w:rPr>
-        <w:t>{{recipients.field}}</w:t>
+        <w:t>{{recipients.personLine6}}</w:t>
       </w:r>
     </w:p>
     <w:p>
@@ -1348,7 +1348,7 @@
         <w:rPr>
           <w:rFonts w:cs="Times New Roman" w:ascii="Times New Roman" w:hAnsi="Times New Roman"/>
         </w:rPr>
-        <w:t>{{recipients.field}}</w:t>
+        <w:t>{{recipients.personLine7}}</w:t>
       </w:r>
     </w:p>
     <w:p>
@@ -1362,7 +1362,7 @@
         <w:rPr>
           <w:rFonts w:cs="Times New Roman" w:ascii="Times New Roman" w:hAnsi="Times New Roman"/>
         </w:rPr>
-        <w:t>{{recipients.field}}</w:t>
+        <w:t>{{recipients.personLine8}}</w:t>
       </w:r>
     </w:p>
     <w:p>
@@ -1378,7 +1378,7 @@
         <w:rPr>
           <w:rFonts w:cs="Times New Roman" w:ascii="Times New Roman" w:hAnsi="Times New Roman"/>
         </w:rPr>
-        <w:t>{{recipients.field}}</w:t>
+        <w:t>{{recipients.personLine9}}</w:t>
       </w:r>
     </w:p>
     <w:p>
@@ -1394,7 +1394,7 @@
         <w:rPr>
           <w:rFonts w:cs="Times New Roman" w:ascii="Times New Roman" w:hAnsi="Times New Roman"/>
         </w:rPr>
-        <w:t>{{recipients.field}}</w:t>
+        <w:t>{{recipients.personLine10}}</w:t>
       </w:r>
     </w:p>
     <w:p>
@@ -1410,7 +1410,7 @@
         <w:rPr>
           <w:rFonts w:cs="Times New Roman" w:ascii="Times New Roman" w:hAnsi="Times New Roman"/>
         </w:rPr>
-        <w:t>{{recipients.field}}</w:t>
+        <w:t>{{recipients.personLine11}}</w:t>
       </w:r>
     </w:p>
     <w:p>
@@ -1477,7 +1477,7 @@
         <w:rPr>
           <w:rFonts w:cs="Times New Roman" w:ascii="Times New Roman" w:hAnsi="Times New Roman"/>
         </w:rPr>
-        <w:t xml:space="preserve">{{document.field}}</w:t>
+        <w:t xml:space="preserve">{{document.fullDocumentCode}}</w:t>
       </w:r>
       <w:r>
         <w:rPr>
@@ -1940,7 +1940,7 @@
                 <w:sz w:val="24"/>
                 <w:lang w:val="pt-BR"/>
               </w:rPr>
-              <w:t>{{recipients.field}}</w:t>
+              <w:t>{{recipients.personLine12}}</w:t>
             </w:r>
           </w:p>
           <w:p>
